--- a/Entregables/Registro de tecnología y propuesta inicial.docx
+++ b/Entregables/Registro de tecnología y propuesta inicial.docx
@@ -100,15 +100,7 @@
         <w:t>Caso asignado:</w:t>
       </w:r>
       <w:r>
-        <w:t xml:space="preserve"> Caso 2 - </w:t>
-      </w:r>
-      <w:proofErr w:type="spellStart"/>
-      <w:r>
-        <w:t>MercadoTico</w:t>
-      </w:r>
-      <w:proofErr w:type="spellEnd"/>
-      <w:r>
-        <w:t xml:space="preserve"> 360 (Marketplace de comercios costarricenses)</w:t>
+        <w:t xml:space="preserve"> Caso 2 - MercadoTico 360 (Marketplace de comercios costarricenses)</w:t>
       </w:r>
     </w:p>
     <w:p>
@@ -166,21 +158,7 @@
         <w:rPr>
           <w:rFonts w:ascii="Calibri" w:hAnsi="Calibri" w:cs="Calibri"/>
         </w:rPr>
-        <w:t xml:space="preserve"> MongoDB Atlas (Cloud </w:t>
-      </w:r>
-      <w:proofErr w:type="spellStart"/>
-      <w:r>
-        <w:rPr>
-          <w:rFonts w:ascii="Calibri" w:hAnsi="Calibri" w:cs="Calibri"/>
-        </w:rPr>
-        <w:t>Database</w:t>
-      </w:r>
-      <w:proofErr w:type="spellEnd"/>
-      <w:r>
-        <w:rPr>
-          <w:rFonts w:ascii="Calibri" w:hAnsi="Calibri" w:cs="Calibri"/>
-        </w:rPr>
-        <w:t xml:space="preserve"> Service) / MongoDB Server v7.0.</w:t>
+        <w:t xml:space="preserve"> MongoDB Atlas (Cloud Database Service) / MongoDB Server v7.0.</w:t>
       </w:r>
     </w:p>
     <w:p>
@@ -237,21 +215,7 @@
         <w:rPr>
           <w:rFonts w:ascii="Calibri" w:hAnsi="Calibri" w:cs="Calibri"/>
         </w:rPr>
-        <w:t xml:space="preserve">El caso de negocio </w:t>
-      </w:r>
-      <w:proofErr w:type="spellStart"/>
-      <w:r>
-        <w:rPr>
-          <w:rFonts w:ascii="Calibri" w:hAnsi="Calibri" w:cs="Calibri"/>
-        </w:rPr>
-        <w:t>MercadoTico</w:t>
-      </w:r>
-      <w:proofErr w:type="spellEnd"/>
-      <w:r>
-        <w:rPr>
-          <w:rFonts w:ascii="Calibri" w:hAnsi="Calibri" w:cs="Calibri"/>
-        </w:rPr>
-        <w:t xml:space="preserve"> 360 requiere solucionar las limitaciones de un modelo relacional tradicional al gestionar un catálogo con productos sumamente variados (alimentos, ropa, tecnología, artesanías y servicios).</w:t>
+        <w:t>El caso de negocio MercadoTico 360 requiere solucionar las limitaciones de un modelo relacional tradicional al gestionar un catálogo con productos sumamente variados (alimentos, ropa, tecnología, artesanías y servicios).</w:t>
       </w:r>
     </w:p>
     <w:p>
@@ -348,21 +312,7 @@
         <w:rPr>
           <w:rFonts w:ascii="Calibri" w:hAnsi="Calibri" w:cs="Calibri"/>
         </w:rPr>
-        <w:t xml:space="preserve"> Permite incorporar nuevas categorías de productos o agregar nuevos datos a la estructura del pedido en tiempo real, facilitando la escalabilidad del </w:t>
-      </w:r>
-      <w:proofErr w:type="spellStart"/>
-      <w:r>
-        <w:rPr>
-          <w:rFonts w:ascii="Calibri" w:hAnsi="Calibri" w:cs="Calibri"/>
-        </w:rPr>
-        <w:t>marketplace</w:t>
-      </w:r>
-      <w:proofErr w:type="spellEnd"/>
-      <w:r>
-        <w:rPr>
-          <w:rFonts w:ascii="Calibri" w:hAnsi="Calibri" w:cs="Calibri"/>
-        </w:rPr>
-        <w:t xml:space="preserve"> a medida que crece.</w:t>
+        <w:t xml:space="preserve"> Permite incorporar nuevas categorías de productos o agregar nuevos datos a la estructura del pedido en tiempo real, facilitando la escalabilidad del marketplace a medida que crece.</w:t>
       </w:r>
     </w:p>
     <w:p>
@@ -389,21 +339,7 @@
         <w:rPr>
           <w:rFonts w:ascii="Calibri" w:hAnsi="Calibri" w:cs="Calibri"/>
         </w:rPr>
-        <w:t xml:space="preserve"> MongoDB cuenta con un motor de agregaciones (</w:t>
-      </w:r>
-      <w:proofErr w:type="spellStart"/>
-      <w:r>
-        <w:rPr>
-          <w:rFonts w:ascii="Calibri" w:hAnsi="Calibri" w:cs="Calibri"/>
-        </w:rPr>
-        <w:t>Aggregation</w:t>
-      </w:r>
-      <w:proofErr w:type="spellEnd"/>
-      <w:r>
-        <w:rPr>
-          <w:rFonts w:ascii="Calibri" w:hAnsi="Calibri" w:cs="Calibri"/>
-        </w:rPr>
-        <w:t xml:space="preserve"> Framework) muy potente, idóneo para extraer reportes analíticos y métricas operativas requeridas por la plataforma.</w:t>
+        <w:t xml:space="preserve"> MongoDB cuenta con un motor de agregaciones (Aggregation Framework) muy potente, idóneo para extraer reportes analíticos y métricas operativas requeridas por la plataforma.</w:t>
       </w:r>
     </w:p>
     <w:p>
@@ -515,23 +451,7 @@
           <w:rFonts w:ascii="Calibri" w:hAnsi="Calibri" w:cs="Calibri"/>
           <w:color w:val="000000"/>
         </w:rPr>
-        <w:t xml:space="preserve">Flujo de trabajo mediante ramas locales e integración por Pull </w:t>
-      </w:r>
-      <w:proofErr w:type="spellStart"/>
-      <w:r>
-        <w:rPr>
-          <w:rFonts w:ascii="Calibri" w:hAnsi="Calibri" w:cs="Calibri"/>
-          <w:color w:val="000000"/>
-        </w:rPr>
-        <w:t>Requests</w:t>
-      </w:r>
-      <w:proofErr w:type="spellEnd"/>
-      <w:r>
-        <w:rPr>
-          <w:rFonts w:ascii="Calibri" w:hAnsi="Calibri" w:cs="Calibri"/>
-          <w:color w:val="000000"/>
-        </w:rPr>
-        <w:t>.</w:t>
+        <w:t>Flujo de trabajo mediante ramas locales e integración por Pull Requests.</w:t>
       </w:r>
     </w:p>
     <w:p>
@@ -667,21 +587,7 @@
         <w:rPr>
           <w:rFonts w:ascii="Calibri" w:hAnsi="Calibri" w:cs="Calibri"/>
         </w:rPr>
-        <w:t xml:space="preserve">Desarrollo de scripts de </w:t>
-      </w:r>
-      <w:proofErr w:type="spellStart"/>
-      <w:r>
-        <w:rPr>
-          <w:rFonts w:ascii="Calibri" w:hAnsi="Calibri" w:cs="Calibri"/>
-        </w:rPr>
-        <w:t>automización</w:t>
-      </w:r>
-      <w:proofErr w:type="spellEnd"/>
-      <w:r>
-        <w:rPr>
-          <w:rFonts w:ascii="Calibri" w:hAnsi="Calibri" w:cs="Calibri"/>
-        </w:rPr>
-        <w:t xml:space="preserve"> en Python para la generación masiva de datos sintéticos.</w:t>
+        <w:t>Desarrollo de scripts de automización en Python para la generación masiva de datos sintéticos.</w:t>
       </w:r>
     </w:p>
     <w:p>
@@ -722,7 +628,19 @@
         <w:rPr>
           <w:rFonts w:ascii="Calibri" w:hAnsi="Calibri" w:cs="Calibri"/>
         </w:rPr>
-        <w:t>Se proponen tres colecciones principales, balanceando el uso de documentos embebidos y referencias para cumplir los requisitos del caso:</w:t>
+        <w:t xml:space="preserve">Se proponen </w:t>
+      </w:r>
+      <w:r>
+        <w:rPr>
+          <w:rFonts w:ascii="Calibri" w:hAnsi="Calibri" w:cs="Calibri"/>
+        </w:rPr>
+        <w:t>cuatro</w:t>
+      </w:r>
+      <w:r>
+        <w:rPr>
+          <w:rFonts w:ascii="Calibri" w:hAnsi="Calibri" w:cs="Calibri"/>
+        </w:rPr>
+        <w:t xml:space="preserve"> colecciones principales, balanceando el uso de documentos embebidos y referencias para cumplir los requisitos del caso:</w:t>
       </w:r>
     </w:p>
     <w:p>
@@ -853,47 +771,7 @@
           <w:bCs/>
           <w:color w:val="000000"/>
         </w:rPr>
-        <w:t xml:space="preserve">nombre, precio, </w:t>
-      </w:r>
-      <w:proofErr w:type="spellStart"/>
-      <w:r>
-        <w:rPr>
-          <w:rFonts w:ascii="Calibri" w:hAnsi="Calibri" w:cs="Calibri"/>
-          <w:b/>
-          <w:bCs/>
-          <w:color w:val="000000"/>
-        </w:rPr>
-        <w:t>categoria</w:t>
-      </w:r>
-      <w:proofErr w:type="spellEnd"/>
-      <w:r>
-        <w:rPr>
-          <w:rFonts w:ascii="Calibri" w:hAnsi="Calibri" w:cs="Calibri"/>
-          <w:b/>
-          <w:bCs/>
-          <w:color w:val="000000"/>
-        </w:rPr>
-        <w:t xml:space="preserve">, </w:t>
-      </w:r>
-      <w:proofErr w:type="spellStart"/>
-      <w:r>
-        <w:rPr>
-          <w:rFonts w:ascii="Calibri" w:hAnsi="Calibri" w:cs="Calibri"/>
-          <w:b/>
-          <w:bCs/>
-          <w:color w:val="000000"/>
-        </w:rPr>
-        <w:t>comercio_id</w:t>
-      </w:r>
-      <w:proofErr w:type="spellEnd"/>
-      <w:r>
-        <w:rPr>
-          <w:rFonts w:ascii="Calibri" w:hAnsi="Calibri" w:cs="Calibri"/>
-          <w:b/>
-          <w:bCs/>
-          <w:color w:val="000000"/>
-        </w:rPr>
-        <w:t>, stock</w:t>
+        <w:t>nombre, precio, categoria, comercio_id, stock</w:t>
       </w:r>
     </w:p>
     <w:p>
@@ -954,39 +832,8 @@
           <w:iCs/>
           <w:color w:val="000000"/>
         </w:rPr>
-        <w:t xml:space="preserve">Ropa: </w:t>
-      </w:r>
-      <w:proofErr w:type="gramStart"/>
-      <w:r>
-        <w:rPr>
-          <w:rFonts w:ascii="Calibri" w:hAnsi="Calibri" w:cs="Calibri"/>
-          <w:i/>
-          <w:iCs/>
-          <w:color w:val="000000"/>
-        </w:rPr>
-        <w:t>{ talla</w:t>
-      </w:r>
-      <w:proofErr w:type="gramEnd"/>
-      <w:r>
-        <w:rPr>
-          <w:rFonts w:ascii="Calibri" w:hAnsi="Calibri" w:cs="Calibri"/>
-          <w:i/>
-          <w:iCs/>
-          <w:color w:val="000000"/>
-        </w:rPr>
-        <w:t>: "M", color: "Azul", material: "Algodón</w:t>
-      </w:r>
-      <w:proofErr w:type="gramStart"/>
-      <w:r>
-        <w:rPr>
-          <w:rFonts w:ascii="Calibri" w:hAnsi="Calibri" w:cs="Calibri"/>
-          <w:i/>
-          <w:iCs/>
-          <w:color w:val="000000"/>
-        </w:rPr>
-        <w:t>" }</w:t>
-      </w:r>
-      <w:proofErr w:type="gramEnd"/>
+        <w:t>Ropa: { talla: "M", color: "Azul", material: "Algodón" }</w:t>
+      </w:r>
     </w:p>
     <w:p>
       <w:pPr>
@@ -1013,59 +860,8 @@
           <w:iCs/>
           <w:color w:val="000000"/>
         </w:rPr>
-        <w:t xml:space="preserve">Tecnología: </w:t>
-      </w:r>
-      <w:proofErr w:type="gramStart"/>
-      <w:r>
-        <w:rPr>
-          <w:rFonts w:ascii="Calibri" w:hAnsi="Calibri" w:cs="Calibri"/>
-          <w:i/>
-          <w:iCs/>
-          <w:color w:val="000000"/>
-        </w:rPr>
-        <w:t xml:space="preserve">{ </w:t>
-      </w:r>
-      <w:proofErr w:type="spellStart"/>
-      <w:r>
-        <w:rPr>
-          <w:rFonts w:ascii="Calibri" w:hAnsi="Calibri" w:cs="Calibri"/>
-          <w:i/>
-          <w:iCs/>
-          <w:color w:val="000000"/>
-        </w:rPr>
-        <w:t>garantia</w:t>
-      </w:r>
-      <w:proofErr w:type="gramEnd"/>
-      <w:r>
-        <w:rPr>
-          <w:rFonts w:ascii="Calibri" w:hAnsi="Calibri" w:cs="Calibri"/>
-          <w:i/>
-          <w:iCs/>
-          <w:color w:val="000000"/>
-        </w:rPr>
-        <w:t>_meses</w:t>
-      </w:r>
-      <w:proofErr w:type="spellEnd"/>
-      <w:r>
-        <w:rPr>
-          <w:rFonts w:ascii="Calibri" w:hAnsi="Calibri" w:cs="Calibri"/>
-          <w:i/>
-          <w:iCs/>
-          <w:color w:val="000000"/>
-        </w:rPr>
-        <w:t>: 12, voltaje: "110V</w:t>
-      </w:r>
-      <w:proofErr w:type="gramStart"/>
-      <w:r>
-        <w:rPr>
-          <w:rFonts w:ascii="Calibri" w:hAnsi="Calibri" w:cs="Calibri"/>
-          <w:i/>
-          <w:iCs/>
-          <w:color w:val="000000"/>
-        </w:rPr>
-        <w:t>" }</w:t>
-      </w:r>
-      <w:proofErr w:type="gramEnd"/>
+        <w:t>Tecnología: { garantia_meses: 12, voltaje: "110V" }</w:t>
+      </w:r>
     </w:p>
     <w:p>
       <w:pPr>
@@ -1093,67 +889,7 @@
           <w:color w:val="000000"/>
         </w:rPr>
         <w:lastRenderedPageBreak/>
-        <w:t xml:space="preserve">Alimentos: </w:t>
-      </w:r>
-      <w:proofErr w:type="gramStart"/>
-      <w:r>
-        <w:rPr>
-          <w:rFonts w:ascii="Calibri" w:hAnsi="Calibri" w:cs="Calibri"/>
-          <w:i/>
-          <w:iCs/>
-          <w:color w:val="000000"/>
-        </w:rPr>
-        <w:t xml:space="preserve">{ </w:t>
-      </w:r>
-      <w:proofErr w:type="spellStart"/>
-      <w:r>
-        <w:rPr>
-          <w:rFonts w:ascii="Calibri" w:hAnsi="Calibri" w:cs="Calibri"/>
-          <w:i/>
-          <w:iCs/>
-          <w:color w:val="000000"/>
-        </w:rPr>
-        <w:t>fecha</w:t>
-      </w:r>
-      <w:proofErr w:type="gramEnd"/>
-      <w:r>
-        <w:rPr>
-          <w:rFonts w:ascii="Calibri" w:hAnsi="Calibri" w:cs="Calibri"/>
-          <w:i/>
-          <w:iCs/>
-          <w:color w:val="000000"/>
-        </w:rPr>
-        <w:t>_vencimiento</w:t>
-      </w:r>
-      <w:proofErr w:type="spellEnd"/>
-      <w:r>
-        <w:rPr>
-          <w:rFonts w:ascii="Calibri" w:hAnsi="Calibri" w:cs="Calibri"/>
-          <w:i/>
-          <w:iCs/>
-          <w:color w:val="000000"/>
-        </w:rPr>
-        <w:t xml:space="preserve">: "2026-12-01", </w:t>
-      </w:r>
-      <w:proofErr w:type="spellStart"/>
-      <w:r>
-        <w:rPr>
-          <w:rFonts w:ascii="Calibri" w:hAnsi="Calibri" w:cs="Calibri"/>
-          <w:i/>
-          <w:iCs/>
-          <w:color w:val="000000"/>
-        </w:rPr>
-        <w:t>requiere_refrigeracion</w:t>
-      </w:r>
-      <w:proofErr w:type="spellEnd"/>
-      <w:r>
-        <w:rPr>
-          <w:rFonts w:ascii="Calibri" w:hAnsi="Calibri" w:cs="Calibri"/>
-          <w:i/>
-          <w:iCs/>
-          <w:color w:val="000000"/>
-        </w:rPr>
-        <w:t>: true}</w:t>
+        <w:t>Alimentos: { fecha_vencimiento: "2026-12-01", requiere_refrigeracion: true}</w:t>
       </w:r>
     </w:p>
     <w:p>
@@ -1185,7 +921,186 @@
           <w:b/>
           <w:bCs/>
         </w:rPr>
-        <w:t>Colección 2: clientes (10,000 documentos)</w:t>
+        <w:t>Colección 2: comercios (200 documentos)</w:t>
+      </w:r>
+    </w:p>
+    <w:p>
+      <w:pPr>
+        <w:pStyle w:val="Prrafodelista"/>
+        <w:numPr>
+          <w:ilvl w:val="0"/>
+          <w:numId w:val="8"/>
+        </w:numPr>
+        <w:jc w:val="both"/>
+        <w:rPr>
+          <w:rFonts w:ascii="Calibri" w:hAnsi="Calibri" w:cs="Calibri"/>
+        </w:rPr>
+      </w:pPr>
+      <w:r>
+        <w:rPr>
+          <w:rFonts w:ascii="Calibri" w:hAnsi="Calibri" w:cs="Calibri"/>
+          <w:u w:val="single"/>
+        </w:rPr>
+        <w:t>Estrategia</w:t>
+      </w:r>
+      <w:r>
+        <w:rPr>
+          <w:rFonts w:ascii="Calibri" w:hAnsi="Calibri" w:cs="Calibri"/>
+        </w:rPr>
+        <w:t>: Documento individual referenciado.</w:t>
+      </w:r>
+    </w:p>
+    <w:p>
+      <w:pPr>
+        <w:pStyle w:val="Prrafodelista"/>
+        <w:numPr>
+          <w:ilvl w:val="0"/>
+          <w:numId w:val="8"/>
+        </w:numPr>
+        <w:jc w:val="both"/>
+        <w:rPr>
+          <w:rFonts w:ascii="Calibri" w:hAnsi="Calibri" w:cs="Calibri"/>
+        </w:rPr>
+      </w:pPr>
+      <w:r>
+        <w:rPr>
+          <w:rFonts w:ascii="Calibri" w:hAnsi="Calibri" w:cs="Calibri"/>
+          <w:u w:val="single"/>
+        </w:rPr>
+        <w:t>Estructura clave</w:t>
+      </w:r>
+      <w:r>
+        <w:rPr>
+          <w:rFonts w:ascii="Calibri" w:hAnsi="Calibri" w:cs="Calibri"/>
+        </w:rPr>
+        <w:t>:</w:t>
+      </w:r>
+    </w:p>
+    <w:p>
+      <w:pPr>
+        <w:pStyle w:val="Prrafodelista"/>
+        <w:numPr>
+          <w:ilvl w:val="1"/>
+          <w:numId w:val="8"/>
+        </w:numPr>
+        <w:jc w:val="both"/>
+        <w:rPr>
+          <w:rFonts w:ascii="Calibri" w:hAnsi="Calibri" w:cs="Calibri"/>
+        </w:rPr>
+      </w:pPr>
+      <w:r>
+        <w:rPr>
+          <w:rFonts w:ascii="Calibri" w:hAnsi="Calibri" w:cs="Calibri"/>
+          <w:b/>
+          <w:bCs/>
+        </w:rPr>
+        <w:t xml:space="preserve">_id: </w:t>
+      </w:r>
+      <w:r>
+        <w:rPr>
+          <w:rFonts w:ascii="Calibri" w:hAnsi="Calibri" w:cs="Calibri"/>
+        </w:rPr>
+        <w:t>Identificador del comercio</w:t>
+      </w:r>
+    </w:p>
+    <w:p>
+      <w:pPr>
+        <w:pStyle w:val="Prrafodelista"/>
+        <w:numPr>
+          <w:ilvl w:val="1"/>
+          <w:numId w:val="8"/>
+        </w:numPr>
+        <w:jc w:val="both"/>
+        <w:rPr>
+          <w:rFonts w:ascii="Calibri" w:hAnsi="Calibri" w:cs="Calibri"/>
+        </w:rPr>
+      </w:pPr>
+      <w:r>
+        <w:rPr>
+          <w:rFonts w:ascii="Calibri" w:hAnsi="Calibri" w:cs="Calibri"/>
+          <w:b/>
+          <w:bCs/>
+        </w:rPr>
+        <w:t>nombre, correo, teléfono, categoría, estado</w:t>
+      </w:r>
+    </w:p>
+    <w:p>
+      <w:pPr>
+        <w:pStyle w:val="Prrafodelista"/>
+        <w:numPr>
+          <w:ilvl w:val="1"/>
+          <w:numId w:val="8"/>
+        </w:numPr>
+        <w:jc w:val="both"/>
+        <w:rPr>
+          <w:rFonts w:ascii="Calibri" w:hAnsi="Calibri" w:cs="Calibri"/>
+        </w:rPr>
+      </w:pPr>
+      <w:r>
+        <w:rPr>
+          <w:rFonts w:ascii="Calibri" w:hAnsi="Calibri" w:cs="Calibri"/>
+          <w:b/>
+          <w:bCs/>
+        </w:rPr>
+        <w:t xml:space="preserve">dirección </w:t>
+      </w:r>
+      <w:r>
+        <w:rPr>
+          <w:rFonts w:ascii="Calibri" w:hAnsi="Calibri" w:cs="Calibri"/>
+        </w:rPr>
+        <w:t xml:space="preserve">(objeto embebido): </w:t>
+      </w:r>
+      <w:r>
+        <w:rPr>
+          <w:rFonts w:ascii="Calibri" w:hAnsi="Calibri" w:cs="Calibri"/>
+          <w:i/>
+          <w:iCs/>
+        </w:rPr>
+        <w:t>{ provincia, canton, distrito, direccion_exacta }</w:t>
+      </w:r>
+    </w:p>
+    <w:p>
+      <w:pPr>
+        <w:jc w:val="both"/>
+        <w:rPr>
+          <w:rFonts w:ascii="Calibri" w:hAnsi="Calibri" w:cs="Calibri"/>
+          <w:b/>
+          <w:bCs/>
+        </w:rPr>
+      </w:pPr>
+    </w:p>
+    <w:p>
+      <w:pPr>
+        <w:jc w:val="both"/>
+        <w:rPr>
+          <w:rFonts w:ascii="Calibri" w:hAnsi="Calibri" w:cs="Calibri"/>
+          <w:b/>
+          <w:bCs/>
+        </w:rPr>
+      </w:pPr>
+      <w:r>
+        <w:rPr>
+          <w:rFonts w:ascii="Calibri" w:hAnsi="Calibri" w:cs="Calibri"/>
+          <w:b/>
+          <w:bCs/>
+        </w:rPr>
+        <w:t xml:space="preserve">Colección </w:t>
+      </w:r>
+      <w:r>
+        <w:rPr>
+          <w:rFonts w:ascii="Calibri" w:hAnsi="Calibri" w:cs="Calibri"/>
+          <w:b/>
+          <w:bCs/>
+        </w:rPr>
+        <w:t>3</w:t>
+      </w:r>
+      <w:r>
+        <w:rPr>
+          <w:rFonts w:ascii="Calibri" w:hAnsi="Calibri" w:cs="Calibri"/>
+          <w:b/>
+          <w:bCs/>
+        </w:rPr>
+        <w:t>: clientes (10,000 documentos)</w:t>
       </w:r>
     </w:p>
     <w:p>
@@ -1289,25 +1204,7 @@
           <w:b/>
           <w:bCs/>
         </w:rPr>
-        <w:t xml:space="preserve">nombre, correo, </w:t>
-      </w:r>
-      <w:proofErr w:type="spellStart"/>
-      <w:r>
-        <w:rPr>
-          <w:rFonts w:ascii="Calibri" w:hAnsi="Calibri" w:cs="Calibri"/>
-          <w:b/>
-          <w:bCs/>
-        </w:rPr>
-        <w:t>telefono</w:t>
-      </w:r>
-      <w:proofErr w:type="spellEnd"/>
-      <w:r>
-        <w:rPr>
-          <w:rFonts w:ascii="Calibri" w:hAnsi="Calibri" w:cs="Calibri"/>
-          <w:b/>
-          <w:bCs/>
-        </w:rPr>
-        <w:t>, cedula</w:t>
+        <w:t>nombre, correo, telefono, cedula</w:t>
       </w:r>
     </w:p>
     <w:p>
@@ -1336,97 +1233,57 @@
         </w:rPr>
         <w:t xml:space="preserve"> (objeto embebido): </w:t>
       </w:r>
-      <w:proofErr w:type="gramStart"/>
       <w:r>
         <w:rPr>
           <w:rFonts w:ascii="Calibri" w:hAnsi="Calibri" w:cs="Calibri"/>
           <w:i/>
           <w:iCs/>
         </w:rPr>
-        <w:t>{ provincia</w:t>
-      </w:r>
-      <w:proofErr w:type="gramEnd"/>
-      <w:r>
-        <w:rPr>
-          <w:rFonts w:ascii="Calibri" w:hAnsi="Calibri" w:cs="Calibri"/>
-          <w:i/>
-          <w:iCs/>
-        </w:rPr>
-        <w:t xml:space="preserve">, </w:t>
-      </w:r>
-      <w:proofErr w:type="spellStart"/>
-      <w:r>
-        <w:rPr>
-          <w:rFonts w:ascii="Calibri" w:hAnsi="Calibri" w:cs="Calibri"/>
-          <w:i/>
-          <w:iCs/>
-        </w:rPr>
-        <w:t>canton</w:t>
-      </w:r>
-      <w:proofErr w:type="spellEnd"/>
-      <w:r>
-        <w:rPr>
-          <w:rFonts w:ascii="Calibri" w:hAnsi="Calibri" w:cs="Calibri"/>
-          <w:i/>
-          <w:iCs/>
-        </w:rPr>
-        <w:t xml:space="preserve">, distrito, </w:t>
-      </w:r>
-      <w:proofErr w:type="spellStart"/>
-      <w:r>
-        <w:rPr>
-          <w:rFonts w:ascii="Calibri" w:hAnsi="Calibri" w:cs="Calibri"/>
-          <w:i/>
-          <w:iCs/>
-        </w:rPr>
-        <w:t>direccion_</w:t>
-      </w:r>
-      <w:proofErr w:type="gramStart"/>
-      <w:r>
-        <w:rPr>
-          <w:rFonts w:ascii="Calibri" w:hAnsi="Calibri" w:cs="Calibri"/>
-          <w:i/>
-          <w:iCs/>
-        </w:rPr>
-        <w:t>exacta</w:t>
-      </w:r>
-      <w:proofErr w:type="spellEnd"/>
-      <w:r>
-        <w:rPr>
-          <w:rFonts w:ascii="Calibri" w:hAnsi="Calibri" w:cs="Calibri"/>
-          <w:i/>
-          <w:iCs/>
-        </w:rPr>
-        <w:t xml:space="preserve"> }</w:t>
-      </w:r>
-      <w:proofErr w:type="gramEnd"/>
-    </w:p>
-    <w:p>
-      <w:pPr>
-        <w:jc w:val="both"/>
-        <w:rPr>
-          <w:rFonts w:ascii="Calibri" w:hAnsi="Calibri" w:cs="Calibri"/>
-          <w:b/>
-          <w:bCs/>
-        </w:rPr>
-      </w:pPr>
-    </w:p>
-    <w:p>
-      <w:pPr>
-        <w:jc w:val="both"/>
-        <w:rPr>
-          <w:rFonts w:ascii="Calibri" w:hAnsi="Calibri" w:cs="Calibri"/>
-          <w:b/>
-          <w:bCs/>
-        </w:rPr>
-      </w:pPr>
-      <w:r>
-        <w:rPr>
-          <w:rFonts w:ascii="Calibri" w:hAnsi="Calibri" w:cs="Calibri"/>
-          <w:b/>
-          <w:bCs/>
-        </w:rPr>
-        <w:t>Colección 3: pedidos – Historial transaccional (50,000 documentos)</w:t>
+        <w:t>{ provincia, canton, distrito, direccion_exacta }</w:t>
+      </w:r>
+    </w:p>
+    <w:p>
+      <w:pPr>
+        <w:jc w:val="both"/>
+        <w:rPr>
+          <w:rFonts w:ascii="Calibri" w:hAnsi="Calibri" w:cs="Calibri"/>
+          <w:b/>
+          <w:bCs/>
+        </w:rPr>
+      </w:pPr>
+    </w:p>
+    <w:p>
+      <w:pPr>
+        <w:jc w:val="both"/>
+        <w:rPr>
+          <w:rFonts w:ascii="Calibri" w:hAnsi="Calibri" w:cs="Calibri"/>
+          <w:b/>
+          <w:bCs/>
+        </w:rPr>
+      </w:pPr>
+      <w:r>
+        <w:rPr>
+          <w:rFonts w:ascii="Calibri" w:hAnsi="Calibri" w:cs="Calibri"/>
+          <w:b/>
+          <w:bCs/>
+        </w:rPr>
+        <w:t xml:space="preserve">Colección </w:t>
+      </w:r>
+      <w:r>
+        <w:rPr>
+          <w:rFonts w:ascii="Calibri" w:hAnsi="Calibri" w:cs="Calibri"/>
+          <w:b/>
+          <w:bCs/>
+        </w:rPr>
+        <w:t>4</w:t>
+      </w:r>
+      <w:r>
+        <w:rPr>
+          <w:rFonts w:ascii="Calibri" w:hAnsi="Calibri" w:cs="Calibri"/>
+          <w:b/>
+          <w:bCs/>
+        </w:rPr>
+        <w:t>: pedidos – Historial transaccional (50,000 documentos)</w:t>
       </w:r>
     </w:p>
     <w:p>
@@ -1539,27 +1396,7 @@
           <w:bCs/>
           <w:color w:val="000000"/>
         </w:rPr>
-        <w:t xml:space="preserve">fecha, </w:t>
-      </w:r>
-      <w:proofErr w:type="spellStart"/>
-      <w:r>
-        <w:rPr>
-          <w:rFonts w:ascii="Calibri" w:hAnsi="Calibri" w:cs="Calibri"/>
-          <w:b/>
-          <w:bCs/>
-          <w:color w:val="000000"/>
-        </w:rPr>
-        <w:t>cliente_id</w:t>
-      </w:r>
-      <w:proofErr w:type="spellEnd"/>
-      <w:r>
-        <w:rPr>
-          <w:rFonts w:ascii="Calibri" w:hAnsi="Calibri" w:cs="Calibri"/>
-          <w:b/>
-          <w:bCs/>
-          <w:color w:val="000000"/>
-        </w:rPr>
-        <w:t xml:space="preserve"> </w:t>
+        <w:t xml:space="preserve">fecha, cliente_id </w:t>
       </w:r>
       <w:r>
         <w:rPr>
@@ -1600,19 +1437,8 @@
           <w:bCs/>
           <w:color w:val="000000"/>
         </w:rPr>
-        <w:t xml:space="preserve"> </w:t>
-      </w:r>
-      <w:proofErr w:type="spellStart"/>
-      <w:r>
-        <w:rPr>
-          <w:rFonts w:ascii="Calibri" w:hAnsi="Calibri" w:cs="Calibri"/>
-          <w:b/>
-          <w:bCs/>
-          <w:color w:val="000000"/>
-        </w:rPr>
-        <w:t>monto_total</w:t>
-      </w:r>
-      <w:proofErr w:type="spellEnd"/>
+        <w:t xml:space="preserve"> monto_total</w:t>
+      </w:r>
     </w:p>
     <w:p>
       <w:pPr>
@@ -1630,7 +1456,6 @@
           <w:color w:val="000000"/>
         </w:rPr>
       </w:pPr>
-      <w:proofErr w:type="spellStart"/>
       <w:r>
         <w:rPr>
           <w:rFonts w:ascii="Calibri" w:hAnsi="Calibri" w:cs="Calibri"/>
@@ -1640,7 +1465,6 @@
         </w:rPr>
         <w:t>lineas_detalle</w:t>
       </w:r>
-      <w:proofErr w:type="spellEnd"/>
       <w:r>
         <w:rPr>
           <w:rFonts w:ascii="Calibri" w:hAnsi="Calibri" w:cs="Calibri"/>
@@ -1648,7 +1472,6 @@
         </w:rPr>
         <w:t xml:space="preserve"> (arreglo embebido): Contiene el detalle de cada ítem comprado (</w:t>
       </w:r>
-      <w:proofErr w:type="spellStart"/>
       <w:r>
         <w:rPr>
           <w:rFonts w:ascii="Calibri" w:hAnsi="Calibri" w:cs="Calibri"/>
@@ -1656,57 +1479,7 @@
           <w:iCs/>
           <w:color w:val="000000"/>
         </w:rPr>
-        <w:t>producto_id</w:t>
-      </w:r>
-      <w:proofErr w:type="spellEnd"/>
-      <w:r>
-        <w:rPr>
-          <w:rFonts w:ascii="Calibri" w:hAnsi="Calibri" w:cs="Calibri"/>
-          <w:i/>
-          <w:iCs/>
-          <w:color w:val="000000"/>
-        </w:rPr>
-        <w:t xml:space="preserve">, </w:t>
-      </w:r>
-      <w:proofErr w:type="spellStart"/>
-      <w:r>
-        <w:rPr>
-          <w:rFonts w:ascii="Calibri" w:hAnsi="Calibri" w:cs="Calibri"/>
-          <w:i/>
-          <w:iCs/>
-          <w:color w:val="000000"/>
-        </w:rPr>
-        <w:t>nombre_producto</w:t>
-      </w:r>
-      <w:proofErr w:type="spellEnd"/>
-      <w:r>
-        <w:rPr>
-          <w:rFonts w:ascii="Calibri" w:hAnsi="Calibri" w:cs="Calibri"/>
-          <w:i/>
-          <w:iCs/>
-          <w:color w:val="000000"/>
-        </w:rPr>
-        <w:t xml:space="preserve">, </w:t>
-      </w:r>
-      <w:proofErr w:type="spellStart"/>
-      <w:r>
-        <w:rPr>
-          <w:rFonts w:ascii="Calibri" w:hAnsi="Calibri" w:cs="Calibri"/>
-          <w:i/>
-          <w:iCs/>
-          <w:color w:val="000000"/>
-        </w:rPr>
-        <w:t>precio_unitario</w:t>
-      </w:r>
-      <w:proofErr w:type="spellEnd"/>
-      <w:r>
-        <w:rPr>
-          <w:rFonts w:ascii="Calibri" w:hAnsi="Calibri" w:cs="Calibri"/>
-          <w:i/>
-          <w:iCs/>
-          <w:color w:val="000000"/>
-        </w:rPr>
-        <w:t>, cantidad, subtotal</w:t>
+        <w:t>producto_id, nombre_producto, precio_unitario, cantidad, subtotal</w:t>
       </w:r>
       <w:r>
         <w:rPr>
@@ -1801,23 +1574,7 @@
           <w:rFonts w:ascii="Calibri" w:hAnsi="Calibri" w:cs="Calibri"/>
           <w:u w:val="single"/>
         </w:rPr>
-        <w:t>Índice compuesto en productos (</w:t>
-      </w:r>
-      <w:proofErr w:type="spellStart"/>
-      <w:r>
-        <w:rPr>
-          <w:rFonts w:ascii="Calibri" w:hAnsi="Calibri" w:cs="Calibri"/>
-          <w:u w:val="single"/>
-        </w:rPr>
-        <w:t>categoria</w:t>
-      </w:r>
-      <w:proofErr w:type="spellEnd"/>
-      <w:r>
-        <w:rPr>
-          <w:rFonts w:ascii="Calibri" w:hAnsi="Calibri" w:cs="Calibri"/>
-          <w:u w:val="single"/>
-        </w:rPr>
-        <w:t xml:space="preserve"> + precio):</w:t>
+        <w:t>Índice compuesto en productos (categoria + precio):</w:t>
       </w:r>
       <w:r>
         <w:rPr>
@@ -1843,50 +1600,7 @@
           <w:rFonts w:ascii="Calibri" w:hAnsi="Calibri" w:cs="Calibri"/>
           <w:u w:val="single"/>
         </w:rPr>
-        <w:t>Índice en atributo específico (</w:t>
-      </w:r>
-      <w:proofErr w:type="spellStart"/>
-      <w:proofErr w:type="gramStart"/>
-      <w:r>
-        <w:rPr>
-          <w:rFonts w:ascii="Calibri" w:hAnsi="Calibri" w:cs="Calibri"/>
-          <w:u w:val="single"/>
-        </w:rPr>
-        <w:t>atributos.talla</w:t>
-      </w:r>
-      <w:proofErr w:type="spellEnd"/>
-      <w:proofErr w:type="gramEnd"/>
-      <w:r>
-        <w:rPr>
-          <w:rFonts w:ascii="Calibri" w:hAnsi="Calibri" w:cs="Calibri"/>
-          <w:u w:val="single"/>
-        </w:rPr>
-        <w:t xml:space="preserve"> o </w:t>
-      </w:r>
-      <w:proofErr w:type="spellStart"/>
-      <w:proofErr w:type="gramStart"/>
-      <w:r>
-        <w:rPr>
-          <w:rFonts w:ascii="Calibri" w:hAnsi="Calibri" w:cs="Calibri"/>
-          <w:u w:val="single"/>
-        </w:rPr>
-        <w:t>atributos.garantia</w:t>
-      </w:r>
-      <w:proofErr w:type="gramEnd"/>
-      <w:r>
-        <w:rPr>
-          <w:rFonts w:ascii="Calibri" w:hAnsi="Calibri" w:cs="Calibri"/>
-          <w:u w:val="single"/>
-        </w:rPr>
-        <w:t>_meses</w:t>
-      </w:r>
-      <w:proofErr w:type="spellEnd"/>
-      <w:r>
-        <w:rPr>
-          <w:rFonts w:ascii="Calibri" w:hAnsi="Calibri" w:cs="Calibri"/>
-          <w:u w:val="single"/>
-        </w:rPr>
-        <w:t>):</w:t>
+        <w:t>Índice en atributo específico (atributos.talla o atributos.garantia_meses):</w:t>
       </w:r>
       <w:r>
         <w:rPr>
@@ -1912,23 +1626,7 @@
           <w:rFonts w:ascii="Calibri" w:hAnsi="Calibri" w:cs="Calibri"/>
           <w:u w:val="single"/>
         </w:rPr>
-        <w:t>Índice en pedidos (</w:t>
-      </w:r>
-      <w:proofErr w:type="spellStart"/>
-      <w:r>
-        <w:rPr>
-          <w:rFonts w:ascii="Calibri" w:hAnsi="Calibri" w:cs="Calibri"/>
-          <w:u w:val="single"/>
-        </w:rPr>
-        <w:t>cliente_id</w:t>
-      </w:r>
-      <w:proofErr w:type="spellEnd"/>
-      <w:r>
-        <w:rPr>
-          <w:rFonts w:ascii="Calibri" w:hAnsi="Calibri" w:cs="Calibri"/>
-          <w:u w:val="single"/>
-        </w:rPr>
-        <w:t xml:space="preserve"> + fecha):</w:t>
+        <w:t>Índice en pedidos (cliente_id + fecha):</w:t>
       </w:r>
       <w:r>
         <w:rPr>
@@ -2420,6 +2118,155 @@
     </w:lvl>
   </w:abstractNum>
   <w:abstractNum w:abstractNumId="4" w15:restartNumberingAfterBreak="0">
+    <w:nsid w:val="53290AB4"/>
+    <w:multiLevelType w:val="multilevel"/>
+    <w:tmpl w:val="99340782"/>
+    <w:lvl w:ilvl="0">
+      <w:start w:val="1"/>
+      <w:numFmt w:val="bullet"/>
+      <w:lvlText w:val=""/>
+      <w:lvlJc w:val="left"/>
+      <w:pPr>
+        <w:tabs>
+          <w:tab w:val="num" w:pos="720"/>
+        </w:tabs>
+        <w:ind w:left="720" w:hanging="360"/>
+      </w:pPr>
+      <w:rPr>
+        <w:rFonts w:ascii="Symbol" w:hAnsi="Symbol" w:hint="default"/>
+        <w:sz w:val="20"/>
+      </w:rPr>
+    </w:lvl>
+    <w:lvl w:ilvl="1">
+      <w:start w:val="1"/>
+      <w:numFmt w:val="bullet"/>
+      <w:lvlText w:val="o"/>
+      <w:lvlJc w:val="left"/>
+      <w:pPr>
+        <w:tabs>
+          <w:tab w:val="num" w:pos="1440"/>
+        </w:tabs>
+        <w:ind w:left="1440" w:hanging="360"/>
+      </w:pPr>
+      <w:rPr>
+        <w:rFonts w:ascii="Courier New" w:hAnsi="Courier New" w:hint="default"/>
+        <w:sz w:val="20"/>
+      </w:rPr>
+    </w:lvl>
+    <w:lvl w:ilvl="2" w:tentative="1">
+      <w:start w:val="1"/>
+      <w:numFmt w:val="bullet"/>
+      <w:lvlText w:val=""/>
+      <w:lvlJc w:val="left"/>
+      <w:pPr>
+        <w:tabs>
+          <w:tab w:val="num" w:pos="2160"/>
+        </w:tabs>
+        <w:ind w:left="2160" w:hanging="360"/>
+      </w:pPr>
+      <w:rPr>
+        <w:rFonts w:ascii="Wingdings" w:hAnsi="Wingdings" w:hint="default"/>
+        <w:sz w:val="20"/>
+      </w:rPr>
+    </w:lvl>
+    <w:lvl w:ilvl="3" w:tentative="1">
+      <w:start w:val="1"/>
+      <w:numFmt w:val="bullet"/>
+      <w:lvlText w:val=""/>
+      <w:lvlJc w:val="left"/>
+      <w:pPr>
+        <w:tabs>
+          <w:tab w:val="num" w:pos="2880"/>
+        </w:tabs>
+        <w:ind w:left="2880" w:hanging="360"/>
+      </w:pPr>
+      <w:rPr>
+        <w:rFonts w:ascii="Wingdings" w:hAnsi="Wingdings" w:hint="default"/>
+        <w:sz w:val="20"/>
+      </w:rPr>
+    </w:lvl>
+    <w:lvl w:ilvl="4" w:tentative="1">
+      <w:start w:val="1"/>
+      <w:numFmt w:val="bullet"/>
+      <w:lvlText w:val=""/>
+      <w:lvlJc w:val="left"/>
+      <w:pPr>
+        <w:tabs>
+          <w:tab w:val="num" w:pos="3600"/>
+        </w:tabs>
+        <w:ind w:left="3600" w:hanging="360"/>
+      </w:pPr>
+      <w:rPr>
+        <w:rFonts w:ascii="Wingdings" w:hAnsi="Wingdings" w:hint="default"/>
+        <w:sz w:val="20"/>
+      </w:rPr>
+    </w:lvl>
+    <w:lvl w:ilvl="5" w:tentative="1">
+      <w:start w:val="1"/>
+      <w:numFmt w:val="bullet"/>
+      <w:lvlText w:val=""/>
+      <w:lvlJc w:val="left"/>
+      <w:pPr>
+        <w:tabs>
+          <w:tab w:val="num" w:pos="4320"/>
+        </w:tabs>
+        <w:ind w:left="4320" w:hanging="360"/>
+      </w:pPr>
+      <w:rPr>
+        <w:rFonts w:ascii="Wingdings" w:hAnsi="Wingdings" w:hint="default"/>
+        <w:sz w:val="20"/>
+      </w:rPr>
+    </w:lvl>
+    <w:lvl w:ilvl="6" w:tentative="1">
+      <w:start w:val="1"/>
+      <w:numFmt w:val="bullet"/>
+      <w:lvlText w:val=""/>
+      <w:lvlJc w:val="left"/>
+      <w:pPr>
+        <w:tabs>
+          <w:tab w:val="num" w:pos="5040"/>
+        </w:tabs>
+        <w:ind w:left="5040" w:hanging="360"/>
+      </w:pPr>
+      <w:rPr>
+        <w:rFonts w:ascii="Wingdings" w:hAnsi="Wingdings" w:hint="default"/>
+        <w:sz w:val="20"/>
+      </w:rPr>
+    </w:lvl>
+    <w:lvl w:ilvl="7" w:tentative="1">
+      <w:start w:val="1"/>
+      <w:numFmt w:val="bullet"/>
+      <w:lvlText w:val=""/>
+      <w:lvlJc w:val="left"/>
+      <w:pPr>
+        <w:tabs>
+          <w:tab w:val="num" w:pos="5760"/>
+        </w:tabs>
+        <w:ind w:left="5760" w:hanging="360"/>
+      </w:pPr>
+      <w:rPr>
+        <w:rFonts w:ascii="Wingdings" w:hAnsi="Wingdings" w:hint="default"/>
+        <w:sz w:val="20"/>
+      </w:rPr>
+    </w:lvl>
+    <w:lvl w:ilvl="8" w:tentative="1">
+      <w:start w:val="1"/>
+      <w:numFmt w:val="bullet"/>
+      <w:lvlText w:val=""/>
+      <w:lvlJc w:val="left"/>
+      <w:pPr>
+        <w:tabs>
+          <w:tab w:val="num" w:pos="6480"/>
+        </w:tabs>
+        <w:ind w:left="6480" w:hanging="360"/>
+      </w:pPr>
+      <w:rPr>
+        <w:rFonts w:ascii="Wingdings" w:hAnsi="Wingdings" w:hint="default"/>
+        <w:sz w:val="20"/>
+      </w:rPr>
+    </w:lvl>
+  </w:abstractNum>
+  <w:abstractNum w:abstractNumId="5" w15:restartNumberingAfterBreak="0">
     <w:nsid w:val="783D185E"/>
     <w:multiLevelType w:val="hybridMultilevel"/>
     <w:tmpl w:val="DBD41146"/>
@@ -2509,7 +2356,7 @@
       </w:pPr>
     </w:lvl>
   </w:abstractNum>
-  <w:abstractNum w:abstractNumId="5" w15:restartNumberingAfterBreak="0">
+  <w:abstractNum w:abstractNumId="6" w15:restartNumberingAfterBreak="0">
     <w:nsid w:val="796D0DED"/>
     <w:multiLevelType w:val="hybridMultilevel"/>
     <w:tmpl w:val="7262A986"/>
@@ -2622,7 +2469,7 @@
       </w:rPr>
     </w:lvl>
   </w:abstractNum>
-  <w:abstractNum w:abstractNumId="6" w15:restartNumberingAfterBreak="0">
+  <w:abstractNum w:abstractNumId="7" w15:restartNumberingAfterBreak="0">
     <w:nsid w:val="7EA14621"/>
     <w:multiLevelType w:val="hybridMultilevel"/>
     <w:tmpl w:val="E2ECF6B8"/>
@@ -2713,10 +2560,10 @@
     </w:lvl>
   </w:abstractNum>
   <w:num w:numId="1" w16cid:durableId="899831633">
-    <w:abstractNumId w:val="4"/>
+    <w:abstractNumId w:val="5"/>
   </w:num>
   <w:num w:numId="2" w16cid:durableId="1886331522">
-    <w:abstractNumId w:val="6"/>
+    <w:abstractNumId w:val="7"/>
   </w:num>
   <w:num w:numId="3" w16cid:durableId="356270828">
     <w:abstractNumId w:val="0"/>
@@ -2728,10 +2575,13 @@
     <w:abstractNumId w:val="2"/>
   </w:num>
   <w:num w:numId="6" w16cid:durableId="169872670">
-    <w:abstractNumId w:val="5"/>
+    <w:abstractNumId w:val="6"/>
   </w:num>
   <w:num w:numId="7" w16cid:durableId="775716256">
     <w:abstractNumId w:val="3"/>
+  </w:num>
+  <w:num w:numId="8" w16cid:durableId="659118020">
+    <w:abstractNumId w:val="4"/>
   </w:num>
 </w:numbering>
 </file>
